--- a/programs/unite-msc/enrollment/deliverables/Enrollment-API-Documentation-Index.docx
+++ b/programs/unite-msc/enrollment/deliverables/Enrollment-API-Documentation-Index.docx
@@ -62,7 +62,7 @@
           <w:color w:val="616161"/>
           <w:sz w:val="22"/>
         </w:rPr>
-        <w:t>September 14, 2026  ·  QA Automation (AMSQUAD)  ·  QA-893</w:t>
+        <w:t>September 24, 2026  ·  QA Automation (AMSQUAD)  ·  QA-893</w:t>
       </w:r>
     </w:p>
     <w:p>
@@ -109,7 +109,7 @@
           <w:color w:val="616161"/>
           <w:sz w:val="22"/>
         </w:rPr>
-        <w:t>Single index for Unite MSC Enrollment API automation handoff. Code lives in api-test-automation. Documents live only in qa-automation-kb.</w:t>
+        <w:t>Single index for Unite MSC Enrollment API automation handoff. Code lives in GitLab api-test-automation. Published documentation lives on the SharePoint API Testing Documentation Hub.</w:t>
       </w:r>
     </w:p>
     <w:p>
@@ -330,7 +330,7 @@
                 <w:color w:val="003057"/>
                 <w:sz w:val="20"/>
               </w:rPr>
-              <w:t>KB folder</w:t>
+              <w:t>Published docs</w:t>
             </w:r>
           </w:p>
         </w:tc>
@@ -351,7 +351,7 @@
                 <w:color w:val="616161"/>
                 <w:sz w:val="20"/>
               </w:rPr>
-              <w:t>programs/unite-msc/enrollment-handoff-qa-893</w:t>
+              <w:t>SharePoint API Testing Documentation Hub</w:t>
             </w:r>
           </w:p>
         </w:tc>
@@ -978,7 +978,7 @@
         <w:color w:val="616161"/>
         <w:sz w:val="16"/>
       </w:rPr>
-      <w:t>QA Automation AMSQUAD  ·  September 14, 2026  ·  No credentials</w:t>
+      <w:t>QA Automation AMSQUAD  ·  September 24, 2026  ·  No credentials</w:t>
     </w:r>
   </w:p>
   <w:p>
